--- a/report_template/template_main/gHRR_CustomEdition_ZNXYSF_v2.2.0.docx
+++ b/report_template/template_main/gHRR_CustomEdition_ZNXYSF_v2.2.0.docx
@@ -768,7 +768,7 @@
             <w:pPr>
               <w:widowControl/>
               <w:spacing w:line="280" w:lineRule="exact"/>
-              <w:ind w:right="90" w:firstLineChars="50" w:firstLine="90"/>
+              <w:ind w:right="90" w:firstLineChars="50" w:firstLine="92"/>
               <w:jc w:val="left"/>
               <w:rPr>
                 <w:rFonts w:ascii="思源黑体 CN Normal" w:eastAsia="思源黑体 CN Normal" w:hAnsi="思源黑体 CN Normal"/>
@@ -795,7 +795,7 @@
             <w:pPr>
               <w:widowControl/>
               <w:spacing w:line="280" w:lineRule="exact"/>
-              <w:ind w:right="90" w:firstLineChars="50" w:firstLine="90"/>
+              <w:ind w:right="90" w:firstLineChars="50" w:firstLine="92"/>
               <w:jc w:val="left"/>
               <w:rPr>
                 <w:rFonts w:ascii="思源黑体 CN Normal" w:eastAsia="思源黑体 CN Normal" w:hAnsi="思源黑体 CN Normal"/>
@@ -822,7 +822,7 @@
             <w:pPr>
               <w:widowControl/>
               <w:spacing w:line="280" w:lineRule="exact"/>
-              <w:ind w:right="90" w:firstLineChars="50" w:firstLine="90"/>
+              <w:ind w:right="90" w:firstLineChars="50" w:firstLine="92"/>
               <w:jc w:val="left"/>
               <w:rPr>
                 <w:rFonts w:ascii="思源黑体 CN Normal" w:eastAsia="思源黑体 CN Normal" w:hAnsi="思源黑体 CN Normal"/>
@@ -849,7 +849,7 @@
             <w:pPr>
               <w:widowControl/>
               <w:spacing w:line="280" w:lineRule="exact"/>
-              <w:ind w:firstLineChars="50" w:firstLine="90"/>
+              <w:ind w:firstLineChars="50" w:firstLine="92"/>
               <w:jc w:val="left"/>
               <w:rPr>
                 <w:rFonts w:ascii="思源黑体 CN Normal" w:eastAsia="思源黑体 CN Normal" w:hAnsi="思源黑体 CN Normal"/>
@@ -1297,7 +1297,7 @@
             <w:pPr>
               <w:widowControl/>
               <w:spacing w:line="280" w:lineRule="exact"/>
-              <w:ind w:right="90" w:firstLineChars="50" w:firstLine="90"/>
+              <w:ind w:right="90" w:firstLineChars="50" w:firstLine="92"/>
               <w:jc w:val="left"/>
               <w:rPr>
                 <w:rFonts w:ascii="思源黑体 CN Normal" w:eastAsia="思源黑体 CN Normal" w:hAnsi="思源黑体 CN Normal"/>
@@ -1324,7 +1324,7 @@
             <w:pPr>
               <w:widowControl/>
               <w:spacing w:line="280" w:lineRule="exact"/>
-              <w:ind w:right="90" w:firstLineChars="50" w:firstLine="90"/>
+              <w:ind w:right="90" w:firstLineChars="50" w:firstLine="92"/>
               <w:jc w:val="left"/>
               <w:rPr>
                 <w:rFonts w:ascii="思源黑体 CN Normal" w:eastAsia="思源黑体 CN Normal" w:hAnsi="思源黑体 CN Normal"/>
@@ -5915,6 +5915,7 @@
           <w:szCs w:val="16"/>
           <w:highlight w:val="magenta"/>
         </w:rPr>
+        <w:lastRenderedPageBreak/>
         <w:t>{%p else%}</w:t>
       </w:r>
     </w:p>
@@ -7328,7 +7329,16 @@
                 <w:sz w:val="17"/>
                 <w:szCs w:val="17"/>
               </w:rPr>
-              <w:t>{%p if lib_quality_control and lib_quality_control.lib_dna_qc and lib_quality_control.lib_dna_qc.dna_qty and lib_quality_control.lib_dna_qc.library_qty %}</w:t>
+              <w:t xml:space="preserve">{%p if lib_quality_control and lib_quality_control.lib_dna_qc and lib_quality_control.lib_dna_qc.dna_qty </w:t>
+            </w:r>
+            <w:r>
+              <w:rPr>
+                <w:rFonts w:ascii="思源黑体 CN Normal" w:eastAsia="思源黑体 CN Normal" w:hAnsi="思源黑体 CN Normal"/>
+                <w:sz w:val="17"/>
+                <w:szCs w:val="17"/>
+              </w:rPr>
+              <w:lastRenderedPageBreak/>
+              <w:t>and lib_quality_control.lib_dna_qc.library_qty %}</w:t>
             </w:r>
           </w:p>
           <w:p>
@@ -7348,16 +7358,7 @@
                 <w:sz w:val="17"/>
                 <w:szCs w:val="17"/>
               </w:rPr>
-              <w:t xml:space="preserve">{%if lib_quality_control.lib_dna_qc.dna_qty|float &gt;= 20 and </w:t>
-            </w:r>
-            <w:r>
-              <w:rPr>
-                <w:rFonts w:ascii="思源黑体 CN Normal" w:eastAsia="思源黑体 CN Normal" w:hAnsi="思源黑体 CN Normal"/>
-                <w:sz w:val="17"/>
-                <w:szCs w:val="17"/>
-              </w:rPr>
-              <w:lastRenderedPageBreak/>
-              <w:t>lib_quality_control.lib_dna_qc.library_qty|float &gt;=200%}合格{%else%}风险{%endif%}</w:t>
+              <w:t>{%if lib_quality_control.lib_dna_qc.dna_qty|float &gt;= 20 and lib_quality_control.lib_dna_qc.library_qty|float &gt;=200%}合格{%else%}风险{%endif%}</w:t>
             </w:r>
           </w:p>
           <w:p>
@@ -9452,6 +9453,7 @@
                 <w:sz w:val="17"/>
                 <w:szCs w:val="17"/>
               </w:rPr>
+              <w:lastRenderedPageBreak/>
               <w:t>未检测到致病性、疑似致病性胚系变异</w:t>
             </w:r>
           </w:p>
@@ -9512,7 +9514,6 @@
           <w:szCs w:val="16"/>
           <w:highlight w:val="magenta"/>
         </w:rPr>
-        <w:lastRenderedPageBreak/>
         <w:t>{%p else%}</w:t>
       </w:r>
     </w:p>
@@ -10291,6 +10292,7 @@
                 <w:sz w:val="17"/>
                 <w:szCs w:val="17"/>
               </w:rPr>
+              <w:lastRenderedPageBreak/>
               <w:t>{%</w:t>
             </w:r>
             <w:r>
@@ -10343,7 +10345,6 @@
                 <w:sz w:val="17"/>
                 <w:szCs w:val="17"/>
               </w:rPr>
-              <w:lastRenderedPageBreak/>
               <w:t>{%</w:t>
             </w:r>
             <w:r>
@@ -12282,6 +12283,7 @@
                 <w:sz w:val="17"/>
                 <w:szCs w:val="17"/>
               </w:rPr>
+              <w:lastRenderedPageBreak/>
               <w:t>{%tr if var.var_germline.level_3 + var_brca.gcnv_v2.B1_gcnv_L3 + var_brca.gcnv_v2.B2_gcnv_L3%}</w:t>
             </w:r>
           </w:p>
@@ -12368,7 +12370,6 @@
                 <w:sz w:val="17"/>
                 <w:szCs w:val="17"/>
               </w:rPr>
-              <w:lastRenderedPageBreak/>
               <w:t>{{</w:t>
             </w:r>
             <w:r>
@@ -13382,6 +13383,7 @@
           <w:sz w:val="16"/>
           <w:szCs w:val="16"/>
         </w:rPr>
+        <w:lastRenderedPageBreak/>
         <w:t>“意义不明确胚系变异列表”仅列出解读为</w:t>
       </w:r>
       <w:r>
@@ -13404,7 +13406,6 @@
     <w:bookmarkEnd w:id="6"/>
     <w:p>
       <w:r>
-        <w:lastRenderedPageBreak/>
         <w:br w:type="page"/>
       </w:r>
     </w:p>
@@ -14881,7 +14882,6 @@
                 <w:sz w:val="17"/>
                 <w:szCs w:val="17"/>
               </w:rPr>
-              <w:lastRenderedPageBreak/>
               <w:t>{</w:t>
             </w:r>
             <w:r>
@@ -14930,6 +14930,7 @@
                 <w:sz w:val="17"/>
                 <w:szCs w:val="17"/>
               </w:rPr>
+              <w:lastRenderedPageBreak/>
               <w:t>{</w:t>
             </w:r>
             <w:r>
@@ -15192,33 +15193,25 @@
                 <w:szCs w:val="17"/>
               </w:rPr>
               <w:lastRenderedPageBreak/>
-              <w:t>{%p if a.type==</w:t>
-            </w:r>
-            <w:r>
-              <w:rPr>
-                <w:rFonts w:ascii="思源黑体 CN Normal" w:eastAsia="思源黑体 CN Normal" w:hAnsi="思源黑体 CN Normal"/>
+              <w:t>{%p if a.type==”Loss”%}</w:t>
+            </w:r>
+          </w:p>
+          <w:p>
+            <w:pPr>
+              <w:jc w:val="center"/>
+              <w:rPr>
+                <w:rFonts w:ascii="思源黑体 CN Normal" w:eastAsia="思源黑体 CN Normal" w:hAnsi="思源黑体 CN Normal"/>
+                <w:sz w:val="17"/>
+                <w:szCs w:val="17"/>
+              </w:rPr>
+            </w:pPr>
+            <w:r>
+              <w:rPr>
+                <w:rFonts w:ascii="思源黑体 CN Normal" w:eastAsia="思源黑体 CN Normal" w:hAnsi="思源黑体 CN Normal" w:hint="eastAsia"/>
                 <w:sz w:val="17"/>
                 <w:szCs w:val="17"/>
               </w:rPr>
               <w:lastRenderedPageBreak/>
-              <w:t>”Loss”%}</w:t>
-            </w:r>
-          </w:p>
-          <w:p>
-            <w:pPr>
-              <w:jc w:val="center"/>
-              <w:rPr>
-                <w:rFonts w:ascii="思源黑体 CN Normal" w:eastAsia="思源黑体 CN Normal" w:hAnsi="思源黑体 CN Normal"/>
-                <w:sz w:val="17"/>
-                <w:szCs w:val="17"/>
-              </w:rPr>
-            </w:pPr>
-            <w:r>
-              <w:rPr>
-                <w:rFonts w:ascii="思源黑体 CN Normal" w:eastAsia="思源黑体 CN Normal" w:hAnsi="思源黑体 CN Normal" w:hint="eastAsia"/>
-                <w:sz w:val="17"/>
-                <w:szCs w:val="17"/>
-              </w:rPr>
               <w:t>/</w:t>
             </w:r>
           </w:p>
@@ -15543,8 +15536,18 @@
                 <w:szCs w:val="17"/>
               </w:rPr>
               <w:lastRenderedPageBreak/>
-              <w:t xml:space="preserve">{%p if a.hgvs_c or a.type in [“Loss”, </w:t>
-            </w:r>
+              <w:t>{%p if a.hgvs_c or a.type in [“Loss”, “Gain”]%}</w:t>
+            </w:r>
+          </w:p>
+          <w:p>
+            <w:pPr>
+              <w:jc w:val="center"/>
+              <w:rPr>
+                <w:rFonts w:ascii="思源黑体 CN Normal" w:eastAsia="思源黑体 CN Normal" w:hAnsi="思源黑体 CN Normal"/>
+                <w:sz w:val="17"/>
+                <w:szCs w:val="17"/>
+              </w:rPr>
+            </w:pPr>
             <w:r>
               <w:rPr>
                 <w:rFonts w:ascii="思源黑体 CN Normal" w:eastAsia="思源黑体 CN Normal" w:hAnsi="思源黑体 CN Normal" w:hint="eastAsia"/>
@@ -15552,24 +15555,6 @@
                 <w:szCs w:val="17"/>
               </w:rPr>
               <w:lastRenderedPageBreak/>
-              <w:t>“Gain”]%}</w:t>
-            </w:r>
-          </w:p>
-          <w:p>
-            <w:pPr>
-              <w:jc w:val="center"/>
-              <w:rPr>
-                <w:rFonts w:ascii="思源黑体 CN Normal" w:eastAsia="思源黑体 CN Normal" w:hAnsi="思源黑体 CN Normal"/>
-                <w:sz w:val="17"/>
-                <w:szCs w:val="17"/>
-              </w:rPr>
-            </w:pPr>
-            <w:r>
-              <w:rPr>
-                <w:rFonts w:ascii="思源黑体 CN Normal" w:eastAsia="思源黑体 CN Normal" w:hAnsi="思源黑体 CN Normal" w:hint="eastAsia"/>
-                <w:sz w:val="17"/>
-                <w:szCs w:val="17"/>
-              </w:rPr>
               <w:t>{%p if a.clinic_num_g==5%}</w:t>
             </w:r>
           </w:p>
@@ -16330,9 +16315,12 @@
                 <w:sz w:val="17"/>
                 <w:szCs w:val="17"/>
               </w:rPr>
-              <w:t xml:space="preserve">{{a.gene_region}} {{a.hgvs_c}}{%if a.hgvs_p!=”p.?”%} </w:t>
-            </w:r>
-            <w:r>
+              <w:t>{{a.gene_region}} {{a.hgvs_c}}{%if a.hgvs_p!=”p.?”%} {{a.hgvs_p}}{%endif%}</w:t>
+            </w:r>
+          </w:p>
+          <w:p>
+            <w:pPr>
+              <w:jc w:val="center"/>
               <w:rPr>
                 <w:rFonts w:ascii="思源黑体 CN Normal" w:eastAsia="思源黑体 CN Normal" w:hAnsi="思源黑体 CN Normal" w:cs="思源黑体 CN Light"/>
                 <w:bCs/>
@@ -16341,13 +16329,19 @@
                 <w:sz w:val="17"/>
                 <w:szCs w:val="17"/>
               </w:rPr>
-              <w:lastRenderedPageBreak/>
-              <w:t>{{a.hgvs_p}}{%endif%}</w:t>
-            </w:r>
-          </w:p>
-          <w:p>
-            <w:pPr>
-              <w:jc w:val="center"/>
+            </w:pPr>
+            <w:r>
+              <w:rPr>
+                <w:rFonts w:ascii="思源黑体 CN Normal" w:eastAsia="思源黑体 CN Normal" w:hAnsi="思源黑体 CN Normal" w:cs="思源黑体 CN Light" w:hint="eastAsia"/>
+                <w:bCs/>
+                <w:iCs/>
+                <w:color w:val="000000"/>
+                <w:sz w:val="17"/>
+                <w:szCs w:val="17"/>
+              </w:rPr>
+              <w:t>{</w:t>
+            </w:r>
+            <w:r>
               <w:rPr>
                 <w:rFonts w:ascii="思源黑体 CN Normal" w:eastAsia="思源黑体 CN Normal" w:hAnsi="思源黑体 CN Normal" w:cs="思源黑体 CN Light"/>
                 <w:bCs/>
@@ -16356,6 +16350,45 @@
                 <w:sz w:val="17"/>
                 <w:szCs w:val="17"/>
               </w:rPr>
+              <w:t>{a.transcript_primary}}</w:t>
+            </w:r>
+          </w:p>
+          <w:p>
+            <w:pPr>
+              <w:jc w:val="center"/>
+              <w:rPr>
+                <w:rFonts w:ascii="思源黑体 CN Normal" w:eastAsia="思源黑体 CN Normal" w:hAnsi="思源黑体 CN Normal" w:cs="思源黑体 CN Light"/>
+                <w:bCs/>
+                <w:iCs/>
+                <w:color w:val="000000"/>
+                <w:sz w:val="17"/>
+                <w:szCs w:val="17"/>
+              </w:rPr>
+            </w:pPr>
+            <w:r>
+              <w:rPr>
+                <w:rFonts w:ascii="思源黑体 CN Normal" w:eastAsia="思源黑体 CN Normal" w:hAnsi="思源黑体 CN Normal" w:cs="思源黑体 CN Light"/>
+                <w:bCs/>
+                <w:iCs/>
+                <w:color w:val="000000"/>
+                <w:sz w:val="17"/>
+                <w:szCs w:val="17"/>
+              </w:rPr>
+              <w:lastRenderedPageBreak/>
+              <w:t>{%p else%}</w:t>
+            </w:r>
+          </w:p>
+          <w:p>
+            <w:pPr>
+              <w:jc w:val="center"/>
+              <w:rPr>
+                <w:rFonts w:ascii="思源黑体 CN Normal" w:eastAsia="思源黑体 CN Normal" w:hAnsi="思源黑体 CN Normal" w:cs="思源黑体 CN Light"/>
+                <w:bCs/>
+                <w:iCs/>
+                <w:color w:val="000000"/>
+                <w:sz w:val="17"/>
+                <w:szCs w:val="17"/>
+              </w:rPr>
             </w:pPr>
             <w:r>
               <w:rPr>
@@ -16366,7 +16399,7 @@
                 <w:sz w:val="17"/>
                 <w:szCs w:val="17"/>
               </w:rPr>
-              <w:t>{</w:t>
+              <w:t>未检测到致病性、疑似致病性、意义不明确胚系</w:t>
             </w:r>
             <w:r>
               <w:rPr>
@@ -16377,7 +16410,7 @@
                 <w:sz w:val="17"/>
                 <w:szCs w:val="17"/>
               </w:rPr>
-              <w:t>{a.transcript_primary}}</w:t>
+              <w:t>变异</w:t>
             </w:r>
           </w:p>
           <w:p>
@@ -16401,7 +16434,7 @@
                 <w:sz w:val="17"/>
                 <w:szCs w:val="17"/>
               </w:rPr>
-              <w:t>{%p else%}</w:t>
+              <w:t>{%p endif%}</w:t>
             </w:r>
           </w:p>
           <w:p>
@@ -16425,7 +16458,7 @@
                 <w:sz w:val="17"/>
                 <w:szCs w:val="17"/>
               </w:rPr>
-              <w:t>未检测到致病性、疑似致病性、意义不明确胚系</w:t>
+              <w:t>{</w:t>
             </w:r>
             <w:r>
               <w:rPr>
@@ -16436,7 +16469,158 @@
                 <w:sz w:val="17"/>
                 <w:szCs w:val="17"/>
               </w:rPr>
-              <w:t>变异</w:t>
+              <w:t>%p endif%}</w:t>
+            </w:r>
+          </w:p>
+        </w:tc>
+        <w:tc>
+          <w:tcPr>
+            <w:tcW w:w="1092" w:type="dxa"/>
+          </w:tcPr>
+          <w:p>
+            <w:pPr>
+              <w:jc w:val="center"/>
+              <w:rPr>
+                <w:rFonts w:ascii="思源黑体 CN Normal" w:eastAsia="思源黑体 CN Normal" w:hAnsi="思源黑体 CN Normal"/>
+                <w:sz w:val="17"/>
+                <w:szCs w:val="17"/>
+              </w:rPr>
+            </w:pPr>
+            <w:r>
+              <w:rPr>
+                <w:rFonts w:ascii="思源黑体 CN Normal" w:eastAsia="思源黑体 CN Normal" w:hAnsi="思源黑体 CN Normal"/>
+                <w:sz w:val="17"/>
+                <w:szCs w:val="17"/>
+              </w:rPr>
+              <w:lastRenderedPageBreak/>
+              <w:t>{%p if a.type==”Loss”%}</w:t>
+            </w:r>
+          </w:p>
+          <w:p>
+            <w:pPr>
+              <w:jc w:val="center"/>
+              <w:rPr>
+                <w:rFonts w:ascii="思源黑体 CN Normal" w:eastAsia="思源黑体 CN Normal" w:hAnsi="思源黑体 CN Normal"/>
+                <w:sz w:val="17"/>
+                <w:szCs w:val="17"/>
+              </w:rPr>
+            </w:pPr>
+            <w:r>
+              <w:rPr>
+                <w:rFonts w:ascii="思源黑体 CN Normal" w:eastAsia="思源黑体 CN Normal" w:hAnsi="思源黑体 CN Normal" w:hint="eastAsia"/>
+                <w:sz w:val="17"/>
+                <w:szCs w:val="17"/>
+              </w:rPr>
+              <w:t>{%p if a.cnv_type == “HeteDel”%}</w:t>
+            </w:r>
+          </w:p>
+          <w:p>
+            <w:pPr>
+              <w:jc w:val="center"/>
+              <w:rPr>
+                <w:rFonts w:ascii="思源黑体 CN Normal" w:eastAsia="思源黑体 CN Normal" w:hAnsi="思源黑体 CN Normal"/>
+                <w:sz w:val="17"/>
+                <w:szCs w:val="17"/>
+              </w:rPr>
+            </w:pPr>
+            <w:r>
+              <w:rPr>
+                <w:rFonts w:ascii="思源黑体 CN Normal" w:eastAsia="思源黑体 CN Normal" w:hAnsi="思源黑体 CN Normal" w:hint="eastAsia"/>
+                <w:sz w:val="17"/>
+                <w:szCs w:val="17"/>
+              </w:rPr>
+              <w:t>杂合</w:t>
+            </w:r>
+          </w:p>
+          <w:p>
+            <w:pPr>
+              <w:jc w:val="center"/>
+              <w:rPr>
+                <w:rFonts w:ascii="思源黑体 CN Normal" w:eastAsia="思源黑体 CN Normal" w:hAnsi="思源黑体 CN Normal"/>
+                <w:sz w:val="17"/>
+                <w:szCs w:val="17"/>
+              </w:rPr>
+            </w:pPr>
+            <w:r>
+              <w:rPr>
+                <w:rFonts w:ascii="思源黑体 CN Normal" w:eastAsia="思源黑体 CN Normal" w:hAnsi="思源黑体 CN Normal" w:hint="eastAsia"/>
+                <w:sz w:val="17"/>
+                <w:szCs w:val="17"/>
+              </w:rPr>
+              <w:lastRenderedPageBreak/>
+              <w:t>{%p elif a.cnv_type == “HomoDel”%}</w:t>
+            </w:r>
+          </w:p>
+          <w:p>
+            <w:pPr>
+              <w:jc w:val="center"/>
+              <w:rPr>
+                <w:rFonts w:ascii="思源黑体 CN Normal" w:eastAsia="思源黑体 CN Normal" w:hAnsi="思源黑体 CN Normal"/>
+                <w:sz w:val="17"/>
+                <w:szCs w:val="17"/>
+              </w:rPr>
+            </w:pPr>
+            <w:r>
+              <w:rPr>
+                <w:rFonts w:ascii="思源黑体 CN Normal" w:eastAsia="思源黑体 CN Normal" w:hAnsi="思源黑体 CN Normal" w:hint="eastAsia"/>
+                <w:sz w:val="17"/>
+                <w:szCs w:val="17"/>
+              </w:rPr>
+              <w:t>纯合</w:t>
+            </w:r>
+          </w:p>
+          <w:p>
+            <w:pPr>
+              <w:jc w:val="center"/>
+              <w:rPr>
+                <w:rFonts w:ascii="思源黑体 CN Normal" w:eastAsia="思源黑体 CN Normal" w:hAnsi="思源黑体 CN Normal"/>
+                <w:sz w:val="17"/>
+                <w:szCs w:val="17"/>
+              </w:rPr>
+            </w:pPr>
+            <w:r>
+              <w:rPr>
+                <w:rFonts w:ascii="思源黑体 CN Normal" w:eastAsia="思源黑体 CN Normal" w:hAnsi="思源黑体 CN Normal" w:hint="eastAsia"/>
+                <w:sz w:val="17"/>
+                <w:szCs w:val="17"/>
+              </w:rPr>
+              <w:t>{%p else%}</w:t>
+            </w:r>
+          </w:p>
+          <w:p>
+            <w:pPr>
+              <w:jc w:val="center"/>
+              <w:rPr>
+                <w:rFonts w:ascii="思源黑体 CN Normal" w:eastAsia="思源黑体 CN Normal" w:hAnsi="思源黑体 CN Normal"/>
+                <w:sz w:val="17"/>
+                <w:szCs w:val="17"/>
+              </w:rPr>
+            </w:pPr>
+            <w:r>
+              <w:rPr>
+                <w:rFonts w:ascii="思源黑体 CN Normal" w:eastAsia="思源黑体 CN Normal" w:hAnsi="思源黑体 CN Normal" w:hint="eastAsia"/>
+                <w:sz w:val="17"/>
+                <w:szCs w:val="17"/>
+              </w:rPr>
+              <w:t>/</w:t>
+            </w:r>
+          </w:p>
+          <w:p>
+            <w:pPr>
+              <w:jc w:val="center"/>
+              <w:rPr>
+                <w:rFonts w:ascii="思源黑体 CN Normal" w:eastAsia="思源黑体 CN Normal" w:hAnsi="思源黑体 CN Normal"/>
+                <w:sz w:val="17"/>
+                <w:szCs w:val="17"/>
+              </w:rPr>
+            </w:pPr>
+            <w:r>
+              <w:rPr>
+                <w:rFonts w:ascii="思源黑体 CN Normal" w:eastAsia="思源黑体 CN Normal" w:hAnsi="思源黑体 CN Normal" w:hint="eastAsia"/>
+                <w:sz w:val="17"/>
+                <w:szCs w:val="17"/>
+              </w:rPr>
+              <w:t>{%p endif%}</w:t>
             </w:r>
           </w:p>
           <w:p>
@@ -16453,6 +16637,17 @@
             </w:pPr>
             <w:r>
               <w:rPr>
+                <w:rFonts w:ascii="思源黑体 CN Normal" w:eastAsia="思源黑体 CN Normal" w:hAnsi="思源黑体 CN Normal" w:cs="思源黑体 CN Light" w:hint="eastAsia"/>
+                <w:bCs/>
+                <w:iCs/>
+                <w:color w:val="000000"/>
+                <w:sz w:val="17"/>
+                <w:szCs w:val="17"/>
+              </w:rPr>
+              <w:t>{</w:t>
+            </w:r>
+            <w:r>
+              <w:rPr>
                 <w:rFonts w:ascii="思源黑体 CN Normal" w:eastAsia="思源黑体 CN Normal" w:hAnsi="思源黑体 CN Normal" w:cs="思源黑体 CN Light"/>
                 <w:bCs/>
                 <w:iCs/>
@@ -16460,12 +16655,17 @@
                 <w:sz w:val="17"/>
                 <w:szCs w:val="17"/>
               </w:rPr>
-              <w:t>{%p endif%}</w:t>
-            </w:r>
-          </w:p>
-          <w:p>
-            <w:pPr>
-              <w:jc w:val="center"/>
+              <w:t xml:space="preserve">%p elif </w:t>
+            </w:r>
+            <w:r>
+              <w:rPr>
+                <w:rFonts w:ascii="思源黑体 CN Normal" w:eastAsia="思源黑体 CN Normal" w:hAnsi="思源黑体 CN Normal"/>
+                <w:sz w:val="17"/>
+                <w:szCs w:val="17"/>
+              </w:rPr>
+              <w:t>a.type==”Gain”</w:t>
+            </w:r>
+            <w:r>
               <w:rPr>
                 <w:rFonts w:ascii="思源黑体 CN Normal" w:eastAsia="思源黑体 CN Normal" w:hAnsi="思源黑体 CN Normal" w:cs="思源黑体 CN Light"/>
                 <w:bCs/>
@@ -16474,19 +16674,30 @@
                 <w:sz w:val="17"/>
                 <w:szCs w:val="17"/>
               </w:rPr>
-            </w:pPr>
-            <w:r>
-              <w:rPr>
-                <w:rFonts w:ascii="思源黑体 CN Normal" w:eastAsia="思源黑体 CN Normal" w:hAnsi="思源黑体 CN Normal" w:cs="思源黑体 CN Light" w:hint="eastAsia"/>
-                <w:bCs/>
-                <w:iCs/>
-                <w:color w:val="000000"/>
-                <w:sz w:val="17"/>
-                <w:szCs w:val="17"/>
-              </w:rPr>
-              <w:t>{</w:t>
-            </w:r>
-            <w:r>
+              <w:t>%}</w:t>
+            </w:r>
+          </w:p>
+          <w:p>
+            <w:pPr>
+              <w:jc w:val="center"/>
+              <w:rPr>
+                <w:rFonts w:ascii="思源黑体 CN Normal" w:eastAsia="思源黑体 CN Normal" w:hAnsi="思源黑体 CN Normal"/>
+                <w:sz w:val="17"/>
+                <w:szCs w:val="17"/>
+              </w:rPr>
+            </w:pPr>
+            <w:r>
+              <w:rPr>
+                <w:rFonts w:ascii="思源黑体 CN Normal" w:eastAsia="思源黑体 CN Normal" w:hAnsi="思源黑体 CN Normal"/>
+                <w:sz w:val="17"/>
+                <w:szCs w:val="17"/>
+              </w:rPr>
+              <w:t>/</w:t>
+            </w:r>
+          </w:p>
+          <w:p>
+            <w:pPr>
+              <w:jc w:val="center"/>
               <w:rPr>
                 <w:rFonts w:ascii="思源黑体 CN Normal" w:eastAsia="思源黑体 CN Normal" w:hAnsi="思源黑体 CN Normal" w:cs="思源黑体 CN Light"/>
                 <w:bCs/>
@@ -16495,171 +16706,8 @@
                 <w:sz w:val="17"/>
                 <w:szCs w:val="17"/>
               </w:rPr>
-              <w:t>%p endif%}</w:t>
-            </w:r>
-          </w:p>
-        </w:tc>
-        <w:tc>
-          <w:tcPr>
-            <w:tcW w:w="1092" w:type="dxa"/>
-          </w:tcPr>
-          <w:p>
-            <w:pPr>
-              <w:jc w:val="center"/>
-              <w:rPr>
-                <w:rFonts w:ascii="思源黑体 CN Normal" w:eastAsia="思源黑体 CN Normal" w:hAnsi="思源黑体 CN Normal"/>
-                <w:sz w:val="17"/>
-                <w:szCs w:val="17"/>
-              </w:rPr>
-            </w:pPr>
-            <w:r>
-              <w:rPr>
-                <w:rFonts w:ascii="思源黑体 CN Normal" w:eastAsia="思源黑体 CN Normal" w:hAnsi="思源黑体 CN Normal"/>
-                <w:sz w:val="17"/>
-                <w:szCs w:val="17"/>
-              </w:rPr>
-              <w:lastRenderedPageBreak/>
-              <w:t>{%p if a.type==”Loss”%}</w:t>
-            </w:r>
-          </w:p>
-          <w:p>
-            <w:pPr>
-              <w:jc w:val="center"/>
-              <w:rPr>
-                <w:rFonts w:ascii="思源黑体 CN Normal" w:eastAsia="思源黑体 CN Normal" w:hAnsi="思源黑体 CN Normal"/>
-                <w:sz w:val="17"/>
-                <w:szCs w:val="17"/>
-              </w:rPr>
-            </w:pPr>
-            <w:r>
-              <w:rPr>
-                <w:rFonts w:ascii="思源黑体 CN Normal" w:eastAsia="思源黑体 CN Normal" w:hAnsi="思源黑体 CN Normal" w:hint="eastAsia"/>
-                <w:sz w:val="17"/>
-                <w:szCs w:val="17"/>
-              </w:rPr>
-              <w:t xml:space="preserve">{%p if a.cnv_type == </w:t>
-            </w:r>
-            <w:r>
-              <w:rPr>
-                <w:rFonts w:ascii="思源黑体 CN Normal" w:eastAsia="思源黑体 CN Normal" w:hAnsi="思源黑体 CN Normal" w:hint="eastAsia"/>
-                <w:sz w:val="17"/>
-                <w:szCs w:val="17"/>
-              </w:rPr>
-              <w:lastRenderedPageBreak/>
-              <w:t>“HeteDel”%}</w:t>
-            </w:r>
-          </w:p>
-          <w:p>
-            <w:pPr>
-              <w:jc w:val="center"/>
-              <w:rPr>
-                <w:rFonts w:ascii="思源黑体 CN Normal" w:eastAsia="思源黑体 CN Normal" w:hAnsi="思源黑体 CN Normal"/>
-                <w:sz w:val="17"/>
-                <w:szCs w:val="17"/>
-              </w:rPr>
-            </w:pPr>
-            <w:r>
-              <w:rPr>
-                <w:rFonts w:ascii="思源黑体 CN Normal" w:eastAsia="思源黑体 CN Normal" w:hAnsi="思源黑体 CN Normal" w:hint="eastAsia"/>
-                <w:sz w:val="17"/>
-                <w:szCs w:val="17"/>
-              </w:rPr>
-              <w:t>杂合</w:t>
-            </w:r>
-          </w:p>
-          <w:p>
-            <w:pPr>
-              <w:jc w:val="center"/>
-              <w:rPr>
-                <w:rFonts w:ascii="思源黑体 CN Normal" w:eastAsia="思源黑体 CN Normal" w:hAnsi="思源黑体 CN Normal"/>
-                <w:sz w:val="17"/>
-                <w:szCs w:val="17"/>
-              </w:rPr>
-            </w:pPr>
-            <w:r>
-              <w:rPr>
-                <w:rFonts w:ascii="思源黑体 CN Normal" w:eastAsia="思源黑体 CN Normal" w:hAnsi="思源黑体 CN Normal" w:hint="eastAsia"/>
-                <w:sz w:val="17"/>
-                <w:szCs w:val="17"/>
-              </w:rPr>
-              <w:t>{%p elif a.cnv_type == “HomoDel”%}</w:t>
-            </w:r>
-          </w:p>
-          <w:p>
-            <w:pPr>
-              <w:jc w:val="center"/>
-              <w:rPr>
-                <w:rFonts w:ascii="思源黑体 CN Normal" w:eastAsia="思源黑体 CN Normal" w:hAnsi="思源黑体 CN Normal"/>
-                <w:sz w:val="17"/>
-                <w:szCs w:val="17"/>
-              </w:rPr>
-            </w:pPr>
-            <w:r>
-              <w:rPr>
-                <w:rFonts w:ascii="思源黑体 CN Normal" w:eastAsia="思源黑体 CN Normal" w:hAnsi="思源黑体 CN Normal" w:hint="eastAsia"/>
-                <w:sz w:val="17"/>
-                <w:szCs w:val="17"/>
-              </w:rPr>
-              <w:t>纯合</w:t>
-            </w:r>
-          </w:p>
-          <w:p>
-            <w:pPr>
-              <w:jc w:val="center"/>
-              <w:rPr>
-                <w:rFonts w:ascii="思源黑体 CN Normal" w:eastAsia="思源黑体 CN Normal" w:hAnsi="思源黑体 CN Normal"/>
-                <w:sz w:val="17"/>
-                <w:szCs w:val="17"/>
-              </w:rPr>
-            </w:pPr>
-            <w:r>
-              <w:rPr>
-                <w:rFonts w:ascii="思源黑体 CN Normal" w:eastAsia="思源黑体 CN Normal" w:hAnsi="思源黑体 CN Normal" w:hint="eastAsia"/>
-                <w:sz w:val="17"/>
-                <w:szCs w:val="17"/>
-              </w:rPr>
-              <w:t>{%p else%}</w:t>
-            </w:r>
-          </w:p>
-          <w:p>
-            <w:pPr>
-              <w:jc w:val="center"/>
-              <w:rPr>
-                <w:rFonts w:ascii="思源黑体 CN Normal" w:eastAsia="思源黑体 CN Normal" w:hAnsi="思源黑体 CN Normal"/>
-                <w:sz w:val="17"/>
-                <w:szCs w:val="17"/>
-              </w:rPr>
-            </w:pPr>
-            <w:r>
-              <w:rPr>
-                <w:rFonts w:ascii="思源黑体 CN Normal" w:eastAsia="思源黑体 CN Normal" w:hAnsi="思源黑体 CN Normal" w:hint="eastAsia"/>
-                <w:sz w:val="17"/>
-                <w:szCs w:val="17"/>
-              </w:rPr>
-              <w:t>/</w:t>
-            </w:r>
-          </w:p>
-          <w:p>
-            <w:pPr>
-              <w:jc w:val="center"/>
-              <w:rPr>
-                <w:rFonts w:ascii="思源黑体 CN Normal" w:eastAsia="思源黑体 CN Normal" w:hAnsi="思源黑体 CN Normal"/>
-                <w:sz w:val="17"/>
-                <w:szCs w:val="17"/>
-              </w:rPr>
-            </w:pPr>
-            <w:r>
-              <w:rPr>
-                <w:rFonts w:ascii="思源黑体 CN Normal" w:eastAsia="思源黑体 CN Normal" w:hAnsi="思源黑体 CN Normal" w:hint="eastAsia"/>
-                <w:sz w:val="17"/>
-                <w:szCs w:val="17"/>
-              </w:rPr>
-              <w:t>{%p endif%}</w:t>
-            </w:r>
-          </w:p>
-          <w:p>
-            <w:pPr>
-              <w:jc w:val="center"/>
+            </w:pPr>
+            <w:r>
               <w:rPr>
                 <w:rFonts w:ascii="思源黑体 CN Normal" w:eastAsia="思源黑体 CN Normal" w:hAnsi="思源黑体 CN Normal" w:cs="思源黑体 CN Light"/>
                 <w:bCs/>
@@ -16668,88 +16716,6 @@
                 <w:sz w:val="17"/>
                 <w:szCs w:val="17"/>
               </w:rPr>
-            </w:pPr>
-            <w:r>
-              <w:rPr>
-                <w:rFonts w:ascii="思源黑体 CN Normal" w:eastAsia="思源黑体 CN Normal" w:hAnsi="思源黑体 CN Normal" w:cs="思源黑体 CN Light" w:hint="eastAsia"/>
-                <w:bCs/>
-                <w:iCs/>
-                <w:color w:val="000000"/>
-                <w:sz w:val="17"/>
-                <w:szCs w:val="17"/>
-              </w:rPr>
-              <w:t>{</w:t>
-            </w:r>
-            <w:r>
-              <w:rPr>
-                <w:rFonts w:ascii="思源黑体 CN Normal" w:eastAsia="思源黑体 CN Normal" w:hAnsi="思源黑体 CN Normal" w:cs="思源黑体 CN Light"/>
-                <w:bCs/>
-                <w:iCs/>
-                <w:color w:val="000000"/>
-                <w:sz w:val="17"/>
-                <w:szCs w:val="17"/>
-              </w:rPr>
-              <w:t xml:space="preserve">%p elif </w:t>
-            </w:r>
-            <w:r>
-              <w:rPr>
-                <w:rFonts w:ascii="思源黑体 CN Normal" w:eastAsia="思源黑体 CN Normal" w:hAnsi="思源黑体 CN Normal"/>
-                <w:sz w:val="17"/>
-                <w:szCs w:val="17"/>
-              </w:rPr>
-              <w:t>a.type==”Gain”</w:t>
-            </w:r>
-            <w:r>
-              <w:rPr>
-                <w:rFonts w:ascii="思源黑体 CN Normal" w:eastAsia="思源黑体 CN Normal" w:hAnsi="思源黑体 CN Normal" w:cs="思源黑体 CN Light"/>
-                <w:bCs/>
-                <w:iCs/>
-                <w:color w:val="000000"/>
-                <w:sz w:val="17"/>
-                <w:szCs w:val="17"/>
-              </w:rPr>
-              <w:t>%}</w:t>
-            </w:r>
-          </w:p>
-          <w:p>
-            <w:pPr>
-              <w:jc w:val="center"/>
-              <w:rPr>
-                <w:rFonts w:ascii="思源黑体 CN Normal" w:eastAsia="思源黑体 CN Normal" w:hAnsi="思源黑体 CN Normal"/>
-                <w:sz w:val="17"/>
-                <w:szCs w:val="17"/>
-              </w:rPr>
-            </w:pPr>
-            <w:r>
-              <w:rPr>
-                <w:rFonts w:ascii="思源黑体 CN Normal" w:eastAsia="思源黑体 CN Normal" w:hAnsi="思源黑体 CN Normal"/>
-                <w:sz w:val="17"/>
-                <w:szCs w:val="17"/>
-              </w:rPr>
-              <w:t>/</w:t>
-            </w:r>
-          </w:p>
-          <w:p>
-            <w:pPr>
-              <w:jc w:val="center"/>
-              <w:rPr>
-                <w:rFonts w:ascii="思源黑体 CN Normal" w:eastAsia="思源黑体 CN Normal" w:hAnsi="思源黑体 CN Normal" w:cs="思源黑体 CN Light"/>
-                <w:bCs/>
-                <w:iCs/>
-                <w:color w:val="000000"/>
-                <w:sz w:val="17"/>
-                <w:szCs w:val="17"/>
-              </w:rPr>
-            </w:pPr>
-            <w:r>
-              <w:rPr>
-                <w:rFonts w:ascii="思源黑体 CN Normal" w:eastAsia="思源黑体 CN Normal" w:hAnsi="思源黑体 CN Normal" w:cs="思源黑体 CN Light"/>
-                <w:bCs/>
-                <w:iCs/>
-                <w:color w:val="000000"/>
-                <w:sz w:val="17"/>
-                <w:szCs w:val="17"/>
-              </w:rPr>
               <w:t>{%p else%}</w:t>
             </w:r>
           </w:p>
@@ -17032,8 +16998,16 @@
                 <w:sz w:val="17"/>
                 <w:szCs w:val="17"/>
               </w:rPr>
+              <w:t>{%p elif a.clinic_num_g==4%</w:t>
+            </w:r>
+            <w:r>
+              <w:rPr>
+                <w:rFonts w:ascii="思源黑体 CN Normal" w:eastAsia="思源黑体 CN Normal" w:hAnsi="思源黑体 CN Normal" w:hint="eastAsia"/>
+                <w:sz w:val="17"/>
+                <w:szCs w:val="17"/>
+              </w:rPr>
               <w:lastRenderedPageBreak/>
-              <w:t>{%p elif a.clinic_num_g==4%}</w:t>
+              <w:t>}</w:t>
             </w:r>
           </w:p>
           <w:p>
@@ -17265,7 +17239,6 @@
                 <w:sz w:val="17"/>
                 <w:szCs w:val="17"/>
               </w:rPr>
-              <w:lastRenderedPageBreak/>
               <w:t>{%tr for a in var.cdx.format5_forHRR_for_new_vesion_gcnv%}</w:t>
             </w:r>
           </w:p>
@@ -17419,6 +17392,7 @@
                 <w:sz w:val="17"/>
                 <w:szCs w:val="17"/>
               </w:rPr>
+              <w:lastRenderedPageBreak/>
               <w:t>{</w:t>
             </w:r>
             <w:r>
@@ -17680,6 +17654,7 @@
                 <w:sz w:val="17"/>
                 <w:szCs w:val="17"/>
               </w:rPr>
+              <w:lastRenderedPageBreak/>
               <w:t>{%p if a.type==”Loss”%}</w:t>
             </w:r>
           </w:p>
@@ -17698,6 +17673,7 @@
                 <w:sz w:val="17"/>
                 <w:szCs w:val="17"/>
               </w:rPr>
+              <w:lastRenderedPageBreak/>
               <w:t>{%p if a.cnv_type == “HeteDel”%}</w:t>
             </w:r>
           </w:p>
@@ -18054,7 +18030,6 @@
                 <w:sz w:val="17"/>
                 <w:szCs w:val="17"/>
               </w:rPr>
-              <w:lastRenderedPageBreak/>
               <w:t>-</w:t>
             </w:r>
           </w:p>
@@ -18149,6 +18124,7 @@
                 <w:sz w:val="17"/>
                 <w:szCs w:val="17"/>
               </w:rPr>
+              <w:lastRenderedPageBreak/>
               <w:t>{%p if a.clinic_num_g==5%}</w:t>
             </w:r>
           </w:p>
@@ -18340,6 +18316,7 @@
                 <w:sz w:val="17"/>
                 <w:szCs w:val="17"/>
               </w:rPr>
+              <w:lastRenderedPageBreak/>
               <w:t>{</w:t>
             </w:r>
             <w:r>
@@ -18378,6 +18355,7 @@
                 <w:szCs w:val="17"/>
                 <w:highlight w:val="yellow"/>
               </w:rPr>
+              <w:lastRenderedPageBreak/>
               <w:t>{</w:t>
             </w:r>
             <w:r>
@@ -20609,6 +20587,7 @@
                 <w:sz w:val="17"/>
                 <w:szCs w:val="17"/>
               </w:rPr>
+              <w:lastRenderedPageBreak/>
               <w:t>{%p endfor%}</w:t>
             </w:r>
           </w:p>
@@ -20716,6 +20695,7 @@
                 <w:sz w:val="17"/>
                 <w:szCs w:val="17"/>
               </w:rPr>
+              <w:lastRenderedPageBreak/>
               <w:t>遗传风险</w:t>
             </w:r>
           </w:p>
@@ -20846,7 +20826,6 @@
                 <w:sz w:val="17"/>
                 <w:szCs w:val="17"/>
               </w:rPr>
-              <w:lastRenderedPageBreak/>
               <w:t>{%</w:t>
             </w:r>
             <w:r>
@@ -21537,6 +21516,7 @@
                 <w:sz w:val="18"/>
                 <w:szCs w:val="18"/>
               </w:rPr>
+              <w:lastRenderedPageBreak/>
               <w:t>{</w:t>
             </w:r>
             <w:r>
@@ -21627,6 +21607,7 @@
                 <w:sz w:val="17"/>
                 <w:szCs w:val="17"/>
               </w:rPr>
+              <w:lastRenderedPageBreak/>
               <w:t>基因介绍</w:t>
             </w:r>
           </w:p>
@@ -22042,7 +22023,6 @@
                 <w:sz w:val="17"/>
                 <w:szCs w:val="17"/>
               </w:rPr>
-              <w:lastRenderedPageBreak/>
               <w:t>{%p for b in a.evi_sum.evi_split.Diagnostic %}</w:t>
             </w:r>
           </w:p>
@@ -22184,7 +22164,6 @@
                 <w:sz w:val="17"/>
                 <w:szCs w:val="17"/>
               </w:rPr>
-              <w:lastRenderedPageBreak/>
               <w:t>遗传风险</w:t>
             </w:r>
           </w:p>
@@ -22572,6 +22551,7 @@
                 <w:sz w:val="17"/>
                 <w:szCs w:val="17"/>
               </w:rPr>
+              <w:lastRenderedPageBreak/>
               <w:t>变异解读</w:t>
             </w:r>
           </w:p>
@@ -23263,7 +23243,6 @@
                 <w:sz w:val="17"/>
                 <w:szCs w:val="17"/>
               </w:rPr>
-              <w:lastRenderedPageBreak/>
               <w:t>变异解读</w:t>
             </w:r>
           </w:p>
@@ -23518,6 +23497,7 @@
                 <w:sz w:val="17"/>
                 <w:szCs w:val="17"/>
               </w:rPr>
+              <w:lastRenderedPageBreak/>
               <w:t>变异解读</w:t>
             </w:r>
           </w:p>
@@ -26478,6 +26458,7 @@
                 <w:sz w:val="17"/>
                 <w:szCs w:val="17"/>
               </w:rPr>
+              <w:lastRenderedPageBreak/>
               <w:t>风险</w:t>
             </w:r>
           </w:p>
@@ -26498,7 +26479,6 @@
                 <w:sz w:val="17"/>
                 <w:szCs w:val="17"/>
               </w:rPr>
-              <w:lastRenderedPageBreak/>
               <w:t>{%p endif%}</w:t>
             </w:r>
           </w:p>
@@ -30440,7 +30420,7 @@
           <w:sz w:val="16"/>
           <w:szCs w:val="16"/>
         </w:rPr>
-        <w:t xml:space="preserve">, 沈亦平, 邬玲仟, 陈少科, 陈子江, 方向东, 傅松滨, 龚瑶琴, 黄国英, 黄国宁, 黄荷凤, 黄山, 郝晓柯 12, 冀小平, 李红, 梁波, 廖灿, 乔杰, 苏海翔, 魏军, 王磊, 王树玉, 王晓红, 邢清和, 徐湘民, 袁慧军, 杨正林, 周从容, 周文浩, 曾勇, 张学军, 黄涛生, 郑茜, 秦胜营, 于世辉, 关静, 王洪阳, 王大勇, 赵立东, 王慧君, 孔令印, 宣黎明, 冒燕, 祝轶君, 徐君玲, 王剑青, 王莉, 赵婷, 秦一丁, 夏滢颖, 樊丽霞, 赵丁丁, 邱浩, 贺林.  遗传变异分类标准与指南[J]. 中国科学：生命科学, 2017, 47(6): 668-688. </w:t>
+        <w:t xml:space="preserve">, 沈亦平, 邬玲仟, 陈少科, 陈子江, 方向东, 傅松滨, 龚瑶琴, 黄国英, 黄国宁, 黄荷凤, 黄山, 郝晓柯, 冀小平, 李红, 梁波, 廖灿, 乔杰, 苏海翔, 魏军, 王磊, 王树玉, 王晓红, 邢清和, 徐湘民, 袁慧军, 杨正林, 周从容, 周文浩, 曾勇, 张学军, 黄涛生, 郑茜, 秦胜营, 于世辉, 关静, 王洪阳, 王大勇, 赵立东, 王慧君, 孔令印, 宣黎明, 冒燕, 祝轶君, 徐君玲, 王剑青, 王莉, 赵婷, 秦一丁, 夏滢颖, 樊丽霞, 赵丁丁, 邱浩, 贺林.  遗传变异分类标准与指南[J]. 中国科学：生命科学, 2017, 47(6): 668-688. </w:t>
       </w:r>
     </w:p>
     <w:p>
@@ -35935,6 +35915,7 @@
                 <w:sz w:val="15"/>
                 <w:szCs w:val="15"/>
               </w:rPr>
+              <w:lastRenderedPageBreak/>
               <w:t>STK11</w:t>
             </w:r>
           </w:p>
@@ -36080,7 +36061,6 @@
                 <w:sz w:val="15"/>
                 <w:szCs w:val="15"/>
               </w:rPr>
-              <w:lastRenderedPageBreak/>
               <w:t>TP53</w:t>
             </w:r>
           </w:p>
@@ -42582,6 +42562,7 @@
                 <w:sz w:val="15"/>
                 <w:szCs w:val="15"/>
               </w:rPr>
+              <w:lastRenderedPageBreak/>
               <w:t>TP53</w:t>
             </w:r>
           </w:p>
@@ -42774,7 +42755,6 @@
                 <w:sz w:val="15"/>
                 <w:szCs w:val="15"/>
               </w:rPr>
-              <w:lastRenderedPageBreak/>
               <w:t>注：以下基因外显子中部分区段由于覆盖度原因不包含在检测范围中：</w:t>
             </w:r>
             <w:r>
@@ -44595,7 +44575,7 @@
           <w:sz w:val="18"/>
           <w:szCs w:val="18"/>
         </w:rPr>
-        <w:t>同源重组修复相关基因突变及HRD状态可以指导PARP抑制剂靶向治疗。目前，全球已有多种PARP抑制剂获批上市，如由FDA批准的奥拉帕利（Olaparib）、鲁卡帕尼（Rucaparib）、尼拉帕利（Niraparib）、他拉唑帕利（Talazoparib）以及近期由NMPA批准的氟唑帕利（Fluzoparib）和帕米帕利（Pamiparib）等，已经相继在卵巢癌、前列腺癌、乳腺癌、胰腺癌等肿瘤中获批诸多适应症，其中也包括以HRR基因突变和HRD作为生物标志物的适应症获批。HRD检测在PARP抑制剂治疗卵巢癌中具有重要的应用价值；在乳腺癌、胰腺癌、前列腺癌中，其对PARP抑制剂或含铂类 药物的临床应用可能也具有潜在的指导价值。</w:t>
+        <w:t>同源重组修复相关基因突变及HRD状态可以指导PARP抑制剂靶向治疗。目前，全球已有多种PARP抑制剂获批上市，如由FDA批准的奥拉帕利（Olaparib）、鲁卡帕尼（Rucaparib）、尼拉帕利（Niraparib）、他拉唑帕利（Talazoparib）以及近期由NMPA批准的氟唑帕利（Fluzoparib）和帕米帕利（Pamiparib）等，已经相继在卵巢癌、前列腺癌、乳腺癌、胰腺癌等肿瘤中获批诸多适应症，其中也包括以HRR基因突变和HRD作为生物标志物的适应症获批。HRD检测在PARP抑制剂治疗卵巢癌中具有重要的应用价值；在乳腺癌、胰腺癌、前列腺癌中，其对PARP抑制剂或含铂类药物的临床应用可能也具有潜在的指导价值。</w:t>
       </w:r>
     </w:p>
     <w:p>
@@ -45313,7 +45293,7 @@
             <w:color w:val="191919"/>
             <w:shd w:val="clear" w:color="auto" w:fill="FFFFFF"/>
           </w:rPr>
-          <w:instrText>34</w:instrText>
+          <w:instrText>35</w:instrText>
         </w:r>
         <w:r>
           <w:rPr>
@@ -45346,7 +45326,7 @@
             <w:bCs/>
             <w:noProof/>
           </w:rPr>
-          <w:t>31</w:t>
+          <w:t>32</w:t>
         </w:r>
         <w:r>
           <w:rPr>
@@ -45599,7 +45579,7 @@
             <w:color w:val="191919"/>
             <w:shd w:val="clear" w:color="auto" w:fill="FFFFFF"/>
           </w:rPr>
-          <w:instrText>34</w:instrText>
+          <w:instrText>35</w:instrText>
         </w:r>
         <w:r>
           <w:rPr>
@@ -45632,7 +45612,7 @@
             <w:bCs/>
             <w:noProof/>
           </w:rPr>
-          <w:t>31</w:t>
+          <w:t>32</w:t>
         </w:r>
         <w:r>
           <w:rPr>
